--- a/static/main/docs/Карточка предприятия.docx
+++ b/static/main/docs/Карточка предприятия.docx
@@ -564,7 +564,7 @@
           </mc:Choice>
           <mc:Fallback>
             <w:pict>
-              <v:shape w14:anchorId="11307C27" id="Text Box 12" o:spid="_x0000_s1027" type="#_x0000_t202" style="position:absolute;margin-left:99pt;margin-top:3.6pt;width:369pt;height:45pt;z-index:251658752;visibility:visible;mso-wrap-style:square;mso-width-percent:0;mso-height-percent:0;mso-wrap-distance-left:9pt;mso-wrap-distance-top:0;mso-wrap-distance-right:9pt;mso-wrap-distance-bottom:0;mso-position-horizontal:absolute;mso-position-horizontal-relative:text;mso-position-vertical:absolute;mso-position-vertical-relative:text;mso-width-percent:0;mso-height-percent:0;mso-width-relative:page;mso-height-relative:page;v-text-anchor:top" o:gfxdata="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" filled="f" stroked="f">
+              <v:shape w14:anchorId="11307C27" id="Text Box 12" o:spid="_x0000_s1027" type="#_x0000_t202" style="position:absolute;margin-left:99pt;margin-top:3.6pt;width:369pt;height:45pt;z-index:251658752;visibility:visible;mso-wrap-style:square;mso-width-percent:0;mso-height-percent:0;mso-wrap-distance-left:9pt;mso-wrap-distance-top:0;mso-wrap-distance-right:9pt;mso-wrap-distance-bottom:0;mso-position-horizontal:absolute;mso-position-horizontal-relative:text;mso-position-vertical:absolute;mso-position-vertical-relative:text;mso-width-percent:0;mso-height-percent:0;mso-width-relative:page;mso-height-relative:page;v-text-anchor:top" o:gfxdata="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" filled="f" stroked="f">
                 <v:textbox inset=",0,,0">
                   <w:txbxContent>
                     <w:p>
@@ -773,19 +773,7 @@
               <w:rPr>
                 <w:b/>
               </w:rPr>
-              <w:t>Автоно</w:t>
-            </w:r>
-            <w:r>
-              <w:rPr>
-                <w:b/>
-              </w:rPr>
-              <w:t>м</w:t>
-            </w:r>
-            <w:r>
-              <w:rPr>
-                <w:b/>
-              </w:rPr>
-              <w:t>ная некоммерческая организация дополнительного профессионального образования «Энергетик»</w:t>
+              <w:t>Автономная некоммерческая организация дополнительного профессионального образования «Энергетик»</w:t>
             </w:r>
           </w:p>
         </w:tc>
@@ -1686,19 +1674,13 @@
               <w:spacing w:after="20"/>
             </w:pPr>
             <w:r>
-              <w:t>Томское отделение</w:t>
-            </w:r>
-            <w:r>
-              <w:t xml:space="preserve"> N8616 ПАО С</w:t>
-            </w:r>
-            <w:r>
-              <w:t>бербанк</w:t>
+              <w:t>ЗАПАДНО-СИБИРСКОЕ ОТДЕЛЕНИЕ</w:t>
             </w:r>
             <w:r>
               <w:t xml:space="preserve"> </w:t>
             </w:r>
             <w:r>
-              <w:t>г.Томск</w:t>
+              <w:t>№8647 ПАО СБЕРБАНК</w:t>
             </w:r>
           </w:p>
         </w:tc>
@@ -1733,7 +1715,7 @@
               <w:spacing w:after="20"/>
             </w:pPr>
             <w:r>
-              <w:t>30101810800000000606</w:t>
+              <w:t>30101810800000000651</w:t>
             </w:r>
           </w:p>
         </w:tc>
@@ -1763,7 +1745,7 @@
               <w:spacing w:after="20"/>
             </w:pPr>
             <w:r>
-              <w:t>046902606</w:t>
+              <w:t>047102651</w:t>
             </w:r>
           </w:p>
         </w:tc>
@@ -1807,6 +1789,50 @@
     <w:lsdException w:name="Subtitle" w:qFormat="1"/>
     <w:lsdException w:name="Strong" w:qFormat="1"/>
     <w:lsdException w:name="Emphasis" w:qFormat="1"/>
+    <w:lsdException w:name="Normal Table" w:semiHidden="1" w:unhideWhenUsed="1"/>
+    <w:lsdException w:name="Table Simple 1" w:semiHidden="1" w:unhideWhenUsed="1"/>
+    <w:lsdException w:name="Table Simple 2" w:semiHidden="1" w:unhideWhenUsed="1"/>
+    <w:lsdException w:name="Table Simple 3" w:semiHidden="1" w:unhideWhenUsed="1"/>
+    <w:lsdException w:name="Table Classic 1" w:semiHidden="1" w:unhideWhenUsed="1"/>
+    <w:lsdException w:name="Table Classic 2" w:semiHidden="1" w:unhideWhenUsed="1"/>
+    <w:lsdException w:name="Table Classic 3" w:semiHidden="1" w:unhideWhenUsed="1"/>
+    <w:lsdException w:name="Table Classic 4" w:semiHidden="1" w:unhideWhenUsed="1"/>
+    <w:lsdException w:name="Table Colorful 1" w:semiHidden="1" w:unhideWhenUsed="1"/>
+    <w:lsdException w:name="Table Colorful 2" w:semiHidden="1" w:unhideWhenUsed="1"/>
+    <w:lsdException w:name="Table Colorful 3" w:semiHidden="1" w:unhideWhenUsed="1"/>
+    <w:lsdException w:name="Table Columns 1" w:semiHidden="1" w:unhideWhenUsed="1"/>
+    <w:lsdException w:name="Table Columns 2" w:semiHidden="1" w:unhideWhenUsed="1"/>
+    <w:lsdException w:name="Table Columns 3" w:semiHidden="1" w:unhideWhenUsed="1"/>
+    <w:lsdException w:name="Table Columns 4" w:semiHidden="1" w:unhideWhenUsed="1"/>
+    <w:lsdException w:name="Table Columns 5" w:semiHidden="1" w:unhideWhenUsed="1"/>
+    <w:lsdException w:name="Table Grid 1" w:semiHidden="1" w:unhideWhenUsed="1"/>
+    <w:lsdException w:name="Table Grid 2" w:semiHidden="1" w:unhideWhenUsed="1"/>
+    <w:lsdException w:name="Table Grid 3" w:semiHidden="1" w:unhideWhenUsed="1"/>
+    <w:lsdException w:name="Table Grid 4" w:semiHidden="1" w:unhideWhenUsed="1"/>
+    <w:lsdException w:name="Table Grid 5" w:semiHidden="1" w:unhideWhenUsed="1"/>
+    <w:lsdException w:name="Table Grid 6" w:semiHidden="1" w:unhideWhenUsed="1"/>
+    <w:lsdException w:name="Table Grid 7" w:semiHidden="1" w:unhideWhenUsed="1"/>
+    <w:lsdException w:name="Table Grid 8" w:semiHidden="1" w:unhideWhenUsed="1"/>
+    <w:lsdException w:name="Table List 1" w:semiHidden="1" w:unhideWhenUsed="1"/>
+    <w:lsdException w:name="Table List 2" w:semiHidden="1" w:unhideWhenUsed="1"/>
+    <w:lsdException w:name="Table List 3" w:semiHidden="1" w:unhideWhenUsed="1"/>
+    <w:lsdException w:name="Table List 4" w:semiHidden="1" w:unhideWhenUsed="1"/>
+    <w:lsdException w:name="Table List 5" w:semiHidden="1" w:unhideWhenUsed="1"/>
+    <w:lsdException w:name="Table List 6" w:semiHidden="1" w:unhideWhenUsed="1"/>
+    <w:lsdException w:name="Table List 7" w:semiHidden="1" w:unhideWhenUsed="1"/>
+    <w:lsdException w:name="Table List 8" w:semiHidden="1" w:unhideWhenUsed="1"/>
+    <w:lsdException w:name="Table 3D effects 1" w:semiHidden="1" w:unhideWhenUsed="1"/>
+    <w:lsdException w:name="Table 3D effects 2" w:semiHidden="1" w:unhideWhenUsed="1"/>
+    <w:lsdException w:name="Table 3D effects 3" w:semiHidden="1" w:unhideWhenUsed="1"/>
+    <w:lsdException w:name="Table Contemporary" w:semiHidden="1" w:unhideWhenUsed="1"/>
+    <w:lsdException w:name="Table Elegant" w:semiHidden="1" w:unhideWhenUsed="1"/>
+    <w:lsdException w:name="Table Professional" w:semiHidden="1" w:unhideWhenUsed="1"/>
+    <w:lsdException w:name="Table Subtle 1" w:semiHidden="1" w:unhideWhenUsed="1"/>
+    <w:lsdException w:name="Table Subtle 2" w:semiHidden="1" w:unhideWhenUsed="1"/>
+    <w:lsdException w:name="Table Web 1" w:semiHidden="1" w:unhideWhenUsed="1"/>
+    <w:lsdException w:name="Table Web 2" w:semiHidden="1" w:unhideWhenUsed="1"/>
+    <w:lsdException w:name="Table Web 3" w:semiHidden="1" w:unhideWhenUsed="1"/>
+    <w:lsdException w:name="Table Theme" w:semiHidden="1" w:unhideWhenUsed="1"/>
     <w:lsdException w:name="Placeholder Text" w:semiHidden="1" w:uiPriority="99"/>
     <w:lsdException w:name="No Spacing" w:uiPriority="1" w:qFormat="1"/>
     <w:lsdException w:name="Light Shading" w:uiPriority="60"/>
@@ -2038,11 +2064,15 @@
   </w:style>
   <w:style w:type="character" w:default="1" w:styleId="a0">
     <w:name w:val="Default Paragraph Font"/>
+    <w:uiPriority w:val="1"/>
     <w:semiHidden/>
+    <w:unhideWhenUsed/>
   </w:style>
   <w:style w:type="table" w:default="1" w:styleId="a1">
     <w:name w:val="Normal Table"/>
+    <w:uiPriority w:val="99"/>
     <w:semiHidden/>
+    <w:unhideWhenUsed/>
     <w:tblPr>
       <w:tblInd w:w="0" w:type="dxa"/>
       <w:tblCellMar>
@@ -2055,7 +2085,9 @@
   </w:style>
   <w:style w:type="numbering" w:default="1" w:styleId="a2">
     <w:name w:val="No List"/>
+    <w:uiPriority w:val="99"/>
     <w:semiHidden/>
+    <w:unhideWhenUsed/>
   </w:style>
   <w:style w:type="character" w:styleId="a3">
     <w:name w:val="Hyperlink"/>
